--- a/README.docx
+++ b/README.docx
@@ -375,9 +375,6 @@
         <w:br/>
       </w:r>
       <w:r>
-        <w:rPr>
-          <w:lang w:val="en-US"/>
-        </w:rPr>
         <w:br/>
       </w:r>
     </w:p>
@@ -474,9 +471,6 @@
         <w:t>)</w:t>
       </w:r>
       <w:r>
-        <w:rPr>
-          <w:lang w:val="en-US"/>
-        </w:rPr>
         <w:br/>
       </w:r>
       <w:r>
@@ -520,9 +514,6 @@
         </w:drawing>
       </w:r>
       <w:r>
-        <w:rPr>
-          <w:lang w:val="en-US"/>
-        </w:rPr>
         <w:br/>
       </w:r>
     </w:p>
@@ -594,7 +585,6 @@
           <w:iCs/>
           <w:color w:val="FF0000"/>
           <w:shd w:val="clear" w:color="auto" w:fill="FFFF00"/>
-          <w:lang w:val="en-US"/>
         </w:rPr>
         <w:br/>
       </w:r>
@@ -1081,8 +1071,9 @@
           <w:color w:val="FF0000"/>
           <w:shd w:val="clear" w:color="auto" w:fill="FFFF00"/>
         </w:rPr>
-        <w:t xml:space="preserve">Примечание: ОДИН ФАЙЛ </w:t>
-      </w:r>
+        <w:t xml:space="preserve">Примечание: ОДИН ФАЙЛ bridge.user.js вставляем в ОДИН созданный скрипт в </w:t>
+      </w:r>
+      <w:proofErr w:type="spellStart"/>
       <w:r>
         <w:rPr>
           <w:i/>
@@ -1090,8 +1081,9 @@
           <w:color w:val="FF0000"/>
           <w:shd w:val="clear" w:color="auto" w:fill="FFFF00"/>
         </w:rPr>
-        <w:t>bridge.user.js</w:t>
-      </w:r>
+        <w:t>тамперманки</w:t>
+      </w:r>
+      <w:proofErr w:type="spellEnd"/>
       <w:r>
         <w:rPr>
           <w:i/>
@@ -1099,45 +1091,7 @@
           <w:color w:val="FF0000"/>
           <w:shd w:val="clear" w:color="auto" w:fill="FFFF00"/>
         </w:rPr>
-        <w:t xml:space="preserve"> вставляем в ОДИН созданный скрипт в </w:t>
-      </w:r>
-      <w:proofErr w:type="spellStart"/>
-      <w:r>
-        <w:rPr>
-          <w:i/>
-          <w:iCs/>
-          <w:color w:val="FF0000"/>
-          <w:shd w:val="clear" w:color="auto" w:fill="FFFF00"/>
-        </w:rPr>
-        <w:t>тамперманки</w:t>
-      </w:r>
-      <w:proofErr w:type="spellEnd"/>
-      <w:r>
-        <w:rPr>
-          <w:i/>
-          <w:iCs/>
-          <w:color w:val="FF0000"/>
-          <w:shd w:val="clear" w:color="auto" w:fill="FFFF00"/>
-        </w:rPr>
-        <w:t xml:space="preserve">. НЕ НАДО ДВА ФАЙЛА </w:t>
-      </w:r>
-      <w:r>
-        <w:rPr>
-          <w:i/>
-          <w:iCs/>
-          <w:color w:val="FF0000"/>
-          <w:shd w:val="clear" w:color="auto" w:fill="FFFF00"/>
-        </w:rPr>
-        <w:t>bridge.user.js</w:t>
-      </w:r>
-      <w:r>
-        <w:rPr>
-          <w:i/>
-          <w:iCs/>
-          <w:color w:val="FF0000"/>
-          <w:shd w:val="clear" w:color="auto" w:fill="FFFF00"/>
-        </w:rPr>
-        <w:t xml:space="preserve"> ВСТАВЛЯТЬ В ОДИН СКРИПТ </w:t>
+        <w:t xml:space="preserve">. НЕ НАДО ДВА ФАЙЛА bridge.user.js ВСТАВЛЯТЬ В ОДИН СКРИПТ </w:t>
       </w:r>
       <w:proofErr w:type="spellStart"/>
       <w:r>
@@ -1200,9 +1154,6 @@
         <w:t xml:space="preserve"> мы видим два скрипта</w:t>
       </w:r>
       <w:r>
-        <w:rPr>
-          <w:lang w:val="en-US"/>
-        </w:rPr>
         <w:br/>
       </w:r>
       <w:r>
@@ -1257,10 +1208,7 @@
       </w:pPr>
       <w:r>
         <w:lastRenderedPageBreak/>
-        <w:t xml:space="preserve">Настройка </w:t>
-      </w:r>
-      <w:r>
-        <w:t>скрипта</w:t>
+        <w:t>Настройка скрипта</w:t>
       </w:r>
     </w:p>
     <w:p>
@@ -1298,7 +1246,6 @@
         <w:rPr>
           <w:b/>
           <w:bCs/>
-          <w:lang w:val="en-US"/>
         </w:rPr>
         <w:br/>
       </w:r>
@@ -1356,15 +1303,9 @@
         </w:drawing>
       </w:r>
       <w:r>
-        <w:rPr>
-          <w:lang w:val="en-US"/>
-        </w:rPr>
-        <w:br/>
-      </w:r>
-      <w:r>
-        <w:rPr>
-          <w:lang w:val="en-US"/>
-        </w:rPr>
+        <w:br/>
+      </w:r>
+      <w:r>
         <w:br/>
       </w:r>
       <w:r>
@@ -1374,16 +1315,7 @@
           <w:color w:val="FF0000"/>
           <w:shd w:val="clear" w:color="auto" w:fill="FFFF00"/>
         </w:rPr>
-        <w:t xml:space="preserve">Примечание: обязательно сопроводительное экранировать </w:t>
-      </w:r>
-      <w:r>
-        <w:rPr>
-          <w:i/>
-          <w:iCs/>
-          <w:color w:val="FF0000"/>
-          <w:shd w:val="clear" w:color="auto" w:fill="FFFF00"/>
-        </w:rPr>
-        <w:t>`</w:t>
+        <w:t>Примечание: обязательно сопроводительное экранировать `</w:t>
       </w:r>
       <w:r>
         <w:br/>
@@ -1517,10 +1449,7 @@
         <w:t xml:space="preserve">ткрываем нашу вакансию и </w:t>
       </w:r>
       <w:r>
-        <w:t xml:space="preserve">ищем </w:t>
-      </w:r>
-      <w:r>
-        <w:t>(</w:t>
+        <w:t>ищем (</w:t>
       </w:r>
       <w:r>
         <w:rPr>
@@ -1658,10 +1587,10 @@
         <w:br/>
       </w:r>
       <w:r>
-        <w:t>2</w:t>
-      </w:r>
-      <w:r>
-        <w:t xml:space="preserve"> способ:</w:t>
+        <w:rPr>
+          <w:u w:val="single"/>
+        </w:rPr>
+        <w:t>2 способ:</w:t>
       </w:r>
       <w:r>
         <w:t xml:space="preserve"> </w:t>
@@ -2273,95 +2202,64 @@
         </w:numPr>
       </w:pPr>
       <w:r>
-        <w:t xml:space="preserve">После 10 тестовых отладочных откликов можем </w:t>
-      </w:r>
-      <w:r>
-        <w:rPr>
-          <w:b/>
-          <w:bCs/>
-        </w:rPr>
-        <w:t>нажать авто и пойти пить чай</w:t>
-      </w:r>
-      <w:r>
-        <w:t>. По итогу скрипт сам остановится</w:t>
-      </w:r>
-      <w:r>
-        <w:t>,</w:t>
-      </w:r>
-      <w:r>
-        <w:t xml:space="preserve"> когда вакансии не будут найдены 3 раза </w:t>
+        <w:rPr>
+          <w:b/>
+          <w:bCs/>
+        </w:rPr>
+        <w:t>Капчи появляются</w:t>
+      </w:r>
+      <w:r>
+        <w:t xml:space="preserve"> время от времени. Поэтому я внес изменения, чтобы если мы видим капчу – мы останавливаем </w:t>
+      </w:r>
+      <w:proofErr w:type="spellStart"/>
+      <w:r>
+        <w:t>автообработку</w:t>
+      </w:r>
+      <w:proofErr w:type="spellEnd"/>
+      <w:r>
+        <w:t xml:space="preserve">. Почему? – Технически мы </w:t>
+      </w:r>
+      <w:proofErr w:type="spellStart"/>
+      <w:r>
+        <w:t>как-будто</w:t>
+      </w:r>
+      <w:proofErr w:type="spellEnd"/>
+      <w:r>
+        <w:t xml:space="preserve"> можем продолжать работать не проходя ее. НО будет ли у работодателя видно, что ты не </w:t>
       </w:r>
       <w:proofErr w:type="gramStart"/>
       <w:r>
-        <w:t>ИЛИ</w:t>
+        <w:t>подтвердил</w:t>
       </w:r>
       <w:proofErr w:type="gramEnd"/>
       <w:r>
-        <w:t xml:space="preserve"> достигается предел откликов из настроек.</w:t>
-      </w:r>
-      <w:r>
-        <w:br/>
-      </w:r>
-    </w:p>
-    <w:p>
-      <w:pPr>
-        <w:pStyle w:val="a7"/>
-        <w:numPr>
-          <w:ilvl w:val="0"/>
-          <w:numId w:val="5"/>
-        </w:numPr>
-      </w:pPr>
-      <w:r>
-        <w:t xml:space="preserve">После отработки скрипта можем </w:t>
-      </w:r>
-      <w:r>
-        <w:rPr>
-          <w:b/>
-          <w:bCs/>
-        </w:rPr>
-        <w:t xml:space="preserve">собрать данные по </w:t>
-      </w:r>
-      <w:proofErr w:type="spellStart"/>
-      <w:r>
-        <w:rPr>
-          <w:b/>
-          <w:bCs/>
-        </w:rPr>
-        <w:t>аутлайнам</w:t>
-      </w:r>
-      <w:proofErr w:type="spellEnd"/>
-      <w:r>
-        <w:br/>
-        <w:t>АУТЛАЙН – это вакансия</w:t>
-      </w:r>
-      <w:r>
-        <w:t>,</w:t>
-      </w:r>
-      <w:r>
-        <w:t xml:space="preserve"> требующая ответа на вопросы перед откликом. Названа так, пот</w:t>
-      </w:r>
-      <w:r>
-        <w:t>ом</w:t>
-      </w:r>
-      <w:r>
-        <w:t>у что требует другого флоу для отклика на нее.</w:t>
-      </w:r>
-      <w:r>
-        <w:br/>
-      </w:r>
-      <w:r>
-        <w:br/>
-        <w:t xml:space="preserve">Нажимаем </w:t>
+        <w:t xml:space="preserve"> что робот? Или не </w:t>
+      </w:r>
+      <w:proofErr w:type="spellStart"/>
+      <w:r>
+        <w:t>блокнут</w:t>
+      </w:r>
+      <w:proofErr w:type="spellEnd"/>
+      <w:r>
+        <w:t xml:space="preserve"> ли аккаунт за </w:t>
+      </w:r>
+      <w:proofErr w:type="spellStart"/>
+      <w:r>
+        <w:t>боттинг</w:t>
+      </w:r>
+      <w:proofErr w:type="spellEnd"/>
+      <w:r>
+        <w:t xml:space="preserve">? – Мы не знаем. На свой страх и риск есть галочка </w:t>
       </w:r>
       <w:r>
         <w:rPr>
           <w:noProof/>
         </w:rPr>
         <w:drawing>
-          <wp:inline distT="0" distB="0" distL="0" distR="0" wp14:anchorId="3774075C" wp14:editId="794B1FF2">
-            <wp:extent cx="1181100" cy="228600"/>
-            <wp:effectExtent l="0" t="0" r="0" b="0"/>
-            <wp:docPr id="18" name="Рисунок 18"/>
+          <wp:inline distT="0" distB="0" distL="0" distR="0" wp14:anchorId="360AB744" wp14:editId="54257A9A">
+            <wp:extent cx="1933575" cy="171450"/>
+            <wp:effectExtent l="0" t="0" r="9525" b="0"/>
+            <wp:docPr id="10" name="Рисунок 10"/>
             <wp:cNvGraphicFramePr>
               <a:graphicFrameLocks xmlns:a="http://schemas.openxmlformats.org/drawingml/2006/main" noChangeAspect="1"/>
             </wp:cNvGraphicFramePr>
@@ -2381,7 +2279,7 @@
                   <pic:spPr>
                     <a:xfrm>
                       <a:off x="0" y="0"/>
-                      <a:ext cx="1181100" cy="228600"/>
+                      <a:ext cx="1933575" cy="171450"/>
                     </a:xfrm>
                     <a:prstGeom prst="rect">
                       <a:avLst/>
@@ -2394,7 +2292,10 @@
         </w:drawing>
       </w:r>
       <w:r>
-        <w:br/>
+        <w:t xml:space="preserve"> и рекомендация ее не жать</w:t>
+      </w:r>
+      <w:r>
+        <w:t>.</w:t>
       </w:r>
       <w:r>
         <w:br/>
@@ -2402,265 +2303,63 @@
     </w:p>
     <w:p>
       <w:pPr>
-        <w:rPr>
-          <w:b/>
-          <w:bCs/>
-        </w:rPr>
-      </w:pPr>
-      <w:r>
-        <w:rPr>
-          <w:b/>
-          <w:bCs/>
-          <w:lang w:val="en-US"/>
-        </w:rPr>
-        <w:t xml:space="preserve">II </w:t>
-      </w:r>
-      <w:r>
-        <w:rPr>
-          <w:b/>
-          <w:bCs/>
-        </w:rPr>
-        <w:t xml:space="preserve">Обрабатываем вопросы </w:t>
-      </w:r>
-      <w:proofErr w:type="spellStart"/>
-      <w:r>
-        <w:rPr>
-          <w:b/>
-          <w:bCs/>
-        </w:rPr>
-        <w:t>нейронкой</w:t>
-      </w:r>
-      <w:proofErr w:type="spellEnd"/>
-    </w:p>
-    <w:p>
-      <w:r>
-        <w:t xml:space="preserve">В любую </w:t>
-      </w:r>
-      <w:proofErr w:type="spellStart"/>
-      <w:r>
-        <w:t>нейронку</w:t>
-      </w:r>
-      <w:proofErr w:type="spellEnd"/>
-      <w:r>
-        <w:t xml:space="preserve"> грузим </w:t>
-      </w:r>
-      <w:r>
-        <w:t>три</w:t>
-      </w:r>
-      <w:r>
-        <w:t xml:space="preserve"> файла. </w:t>
-      </w:r>
-    </w:p>
-    <w:p>
-      <w:r>
-        <w:t xml:space="preserve">Первый </w:t>
-      </w:r>
-      <w:r>
-        <w:t xml:space="preserve">- </w:t>
-      </w:r>
-      <w:r>
-        <w:t xml:space="preserve">сохраненный в </w:t>
-      </w:r>
-      <w:r>
-        <w:rPr>
-          <w:lang w:val="en-US"/>
-        </w:rPr>
-        <w:t>I</w:t>
-      </w:r>
-      <w:r>
-        <w:t xml:space="preserve"> шаге список вопросов.</w:t>
-      </w:r>
-    </w:p>
-    <w:p>
-      <w:r>
-        <w:t>Второй – ПРОМПТ</w:t>
-      </w:r>
-    </w:p>
-    <w:p>
-      <w:pPr>
-        <w:rPr>
-          <w:b/>
-          <w:bCs/>
-          <w:color w:val="FF0000"/>
-          <w:sz w:val="36"/>
-          <w:szCs w:val="28"/>
-        </w:rPr>
-      </w:pPr>
-      <w:r>
-        <w:rPr>
-          <w:b/>
-          <w:bCs/>
-          <w:color w:val="FF0000"/>
-          <w:sz w:val="36"/>
-          <w:szCs w:val="28"/>
-        </w:rPr>
-        <w:t>ВНИМАНИЕ</w:t>
-      </w:r>
-      <w:r>
-        <w:rPr>
-          <w:b/>
-          <w:bCs/>
-          <w:color w:val="FF0000"/>
-          <w:sz w:val="36"/>
-          <w:szCs w:val="28"/>
-        </w:rPr>
-        <w:t>!</w:t>
-      </w:r>
-      <w:r>
-        <w:rPr>
-          <w:b/>
-          <w:bCs/>
-          <w:color w:val="FF0000"/>
-          <w:sz w:val="36"/>
-          <w:szCs w:val="28"/>
-        </w:rPr>
-        <w:t xml:space="preserve"> ПРОМПТ ПЕРЕБЕЙТЕ ПОД СВОИ АКТУАЛЬНЫЕ ДАННЫЕ</w:t>
-      </w:r>
-    </w:p>
-    <w:p>
-      <w:r>
-        <w:t>Его можно дополнять менять и вообще делайте что хотите со всем этим, ваше дело</w:t>
-      </w:r>
-    </w:p>
-    <w:p>
-      <w:r>
-        <w:t>Третий – ваше резюме. Оттуда подтянутся ваши стеки опыты и умения.</w:t>
-      </w:r>
-    </w:p>
-    <w:p>
-      <w:pPr>
-        <w:rPr>
-          <w:lang w:val="en-US"/>
-        </w:rPr>
-      </w:pPr>
-      <w:r>
-        <w:t xml:space="preserve">В тексте сообщения </w:t>
-      </w:r>
-      <w:proofErr w:type="spellStart"/>
-      <w:r>
-        <w:t>нейронке</w:t>
-      </w:r>
-      <w:proofErr w:type="spellEnd"/>
-      <w:r>
-        <w:t xml:space="preserve"> попросите ответить на вопросы В ФАЙЛЕ </w:t>
-      </w:r>
-      <w:proofErr w:type="spellStart"/>
-      <w:r>
-        <w:rPr>
-          <w:lang w:val="en-US"/>
-        </w:rPr>
-        <w:t>json</w:t>
-      </w:r>
-      <w:proofErr w:type="spellEnd"/>
-      <w:r>
-        <w:t xml:space="preserve">. </w:t>
-      </w:r>
-    </w:p>
-    <w:p>
-      <w:pPr>
-        <w:rPr>
-          <w:lang w:val="en-US"/>
-        </w:rPr>
-      </w:pPr>
-    </w:p>
-    <w:p>
-      <w:r>
-        <w:rPr>
-          <w:b/>
-          <w:bCs/>
-          <w:lang w:val="en-US"/>
-        </w:rPr>
-        <w:t>III</w:t>
-      </w:r>
-      <w:r>
-        <w:rPr>
-          <w:b/>
-          <w:bCs/>
-        </w:rPr>
-        <w:t xml:space="preserve"> </w:t>
-      </w:r>
-      <w:proofErr w:type="spellStart"/>
-      <w:r>
-        <w:rPr>
-          <w:b/>
-          <w:bCs/>
-        </w:rPr>
-        <w:t>Автоотклики</w:t>
-      </w:r>
-      <w:proofErr w:type="spellEnd"/>
-      <w:r>
-        <w:rPr>
-          <w:b/>
-          <w:bCs/>
-        </w:rPr>
-        <w:t xml:space="preserve"> </w:t>
-      </w:r>
-      <w:proofErr w:type="spellStart"/>
-      <w:r>
-        <w:rPr>
-          <w:b/>
-          <w:bCs/>
-        </w:rPr>
-        <w:t>аутлайнов</w:t>
-      </w:r>
-      <w:proofErr w:type="spellEnd"/>
-      <w:r>
-        <w:rPr>
-          <w:b/>
-          <w:bCs/>
-        </w:rPr>
-        <w:br/>
-      </w:r>
-      <w:r>
-        <w:rPr>
-          <w:b/>
-          <w:bCs/>
-        </w:rPr>
-        <w:br/>
-      </w:r>
-      <w:r>
-        <w:t xml:space="preserve">Долгое время я обрабатывал </w:t>
-      </w:r>
-      <w:proofErr w:type="spellStart"/>
-      <w:r>
-        <w:t>аутлайны</w:t>
-      </w:r>
-      <w:proofErr w:type="spellEnd"/>
-      <w:r>
-        <w:t xml:space="preserve"> руками. Там были ссылки, они</w:t>
+        <w:pStyle w:val="a7"/>
+        <w:numPr>
+          <w:ilvl w:val="0"/>
+          <w:numId w:val="5"/>
+        </w:numPr>
+      </w:pPr>
+      <w:r>
+        <w:t xml:space="preserve">После отработки скрипта можем </w:t>
+      </w:r>
+      <w:r>
+        <w:rPr>
+          <w:b/>
+          <w:bCs/>
+        </w:rPr>
+        <w:t xml:space="preserve">собрать данные по </w:t>
+      </w:r>
+      <w:proofErr w:type="spellStart"/>
+      <w:r>
+        <w:rPr>
+          <w:b/>
+          <w:bCs/>
+        </w:rPr>
+        <w:t>аутлайнам</w:t>
+      </w:r>
+      <w:proofErr w:type="spellEnd"/>
+      <w:r>
+        <w:br/>
+        <w:t>АУТЛАЙН – это вакансия</w:t>
       </w:r>
       <w:r>
         <w:t>,</w:t>
       </w:r>
       <w:r>
-        <w:t xml:space="preserve"> кстати</w:t>
-      </w:r>
-      <w:r>
-        <w:t>,</w:t>
-      </w:r>
-      <w:r>
-        <w:t xml:space="preserve"> до сих пор есть в скрипте </w:t>
-      </w:r>
-      <w:proofErr w:type="spellStart"/>
-      <w:r>
-        <w:rPr>
-          <w:lang w:val="en-US"/>
-        </w:rPr>
-        <w:t>autoapply</w:t>
-      </w:r>
-      <w:proofErr w:type="spellEnd"/>
-      <w:r>
-        <w:t xml:space="preserve"> в кнопке </w:t>
+        <w:t xml:space="preserve"> требующая ответа на вопросы перед откликом. Названа так, пот</w:t>
+      </w:r>
+      <w:r>
+        <w:t>ом</w:t>
+      </w:r>
+      <w:r>
+        <w:t>у что требует другого флоу для отклика на нее.</w:t>
+      </w:r>
+      <w:r>
+        <w:br/>
+      </w:r>
+      <w:r>
+        <w:br/>
+        <w:t xml:space="preserve">Нажимаем </w:t>
       </w:r>
       <w:r>
         <w:rPr>
           <w:noProof/>
         </w:rPr>
         <w:drawing>
-          <wp:inline distT="0" distB="0" distL="0" distR="0" wp14:anchorId="73021BA6" wp14:editId="32EBB055">
-            <wp:extent cx="666750" cy="276225"/>
-            <wp:effectExtent l="0" t="0" r="0" b="9525"/>
-            <wp:docPr id="19" name="Рисунок 19"/>
+          <wp:inline distT="0" distB="0" distL="0" distR="0" wp14:anchorId="3774075C" wp14:editId="794B1FF2">
+            <wp:extent cx="1181100" cy="228600"/>
+            <wp:effectExtent l="0" t="0" r="0" b="0"/>
+            <wp:docPr id="18" name="Рисунок 18"/>
             <wp:cNvGraphicFramePr>
               <a:graphicFrameLocks xmlns:a="http://schemas.openxmlformats.org/drawingml/2006/main" noChangeAspect="1"/>
             </wp:cNvGraphicFramePr>
@@ -2680,7 +2379,7 @@
                   <pic:spPr>
                     <a:xfrm>
                       <a:off x="0" y="0"/>
-                      <a:ext cx="666750" cy="276225"/>
+                      <a:ext cx="1181100" cy="228600"/>
                     </a:xfrm>
                     <a:prstGeom prst="rect">
                       <a:avLst/>
@@ -2693,7 +2392,10 @@
         </w:drawing>
       </w:r>
       <w:r>
-        <w:t>. Но в войне машин против машин нужно учиться и адаптироваться.</w:t>
+        <w:br/>
+      </w:r>
+      <w:r>
+        <w:br/>
       </w:r>
     </w:p>
     <w:p>
@@ -2704,15 +2406,181 @@
         </w:rPr>
       </w:pPr>
       <w:r>
-        <w:t>Вашему вниманию представляю ВТОРЙО</w:t>
-      </w:r>
-      <w:r>
+        <w:rPr>
+          <w:b/>
+          <w:bCs/>
+          <w:lang w:val="en-US"/>
+        </w:rPr>
+        <w:t xml:space="preserve">II </w:t>
+      </w:r>
+      <w:r>
+        <w:rPr>
+          <w:b/>
+          <w:bCs/>
+        </w:rPr>
+        <w:t xml:space="preserve">Обрабатываем вопросы </w:t>
+      </w:r>
+      <w:proofErr w:type="spellStart"/>
+      <w:r>
+        <w:rPr>
+          <w:b/>
+          <w:bCs/>
+        </w:rPr>
+        <w:t>нейронкой</w:t>
+      </w:r>
+      <w:proofErr w:type="spellEnd"/>
+    </w:p>
+    <w:p>
+      <w:r>
+        <w:t xml:space="preserve">В любую </w:t>
+      </w:r>
+      <w:proofErr w:type="spellStart"/>
+      <w:r>
+        <w:t>нейронку</w:t>
+      </w:r>
+      <w:proofErr w:type="spellEnd"/>
+      <w:r>
+        <w:t xml:space="preserve"> грузим </w:t>
+      </w:r>
+      <w:r>
+        <w:t>три</w:t>
+      </w:r>
+      <w:r>
+        <w:t xml:space="preserve"> файла. </w:t>
+      </w:r>
+    </w:p>
+    <w:p>
+      <w:r>
+        <w:t xml:space="preserve">Первый </w:t>
+      </w:r>
+      <w:r>
+        <w:t xml:space="preserve">- </w:t>
+      </w:r>
+      <w:r>
+        <w:t xml:space="preserve">сохраненный в </w:t>
+      </w:r>
+      <w:r>
+        <w:rPr>
+          <w:lang w:val="en-US"/>
+        </w:rPr>
+        <w:t>I</w:t>
+      </w:r>
+      <w:r>
+        <w:t xml:space="preserve"> шаге список вопросов.</w:t>
+      </w:r>
+    </w:p>
+    <w:p>
+      <w:r>
+        <w:t>Второй – ПРОМПТ</w:t>
+      </w:r>
+    </w:p>
+    <w:p>
+      <w:pPr>
+        <w:rPr>
+          <w:b/>
+          <w:bCs/>
+          <w:color w:val="FF0000"/>
+          <w:sz w:val="36"/>
+          <w:szCs w:val="28"/>
+        </w:rPr>
+      </w:pPr>
+      <w:r>
+        <w:rPr>
+          <w:b/>
+          <w:bCs/>
+          <w:color w:val="FF0000"/>
+          <w:sz w:val="36"/>
+          <w:szCs w:val="28"/>
+        </w:rPr>
+        <w:t>ВНИМАНИЕ</w:t>
+      </w:r>
+      <w:r>
+        <w:rPr>
+          <w:b/>
+          <w:bCs/>
+          <w:color w:val="FF0000"/>
+          <w:sz w:val="36"/>
+          <w:szCs w:val="28"/>
+        </w:rPr>
+        <w:t>!</w:t>
+      </w:r>
+      <w:r>
+        <w:rPr>
+          <w:b/>
+          <w:bCs/>
+          <w:color w:val="FF0000"/>
+          <w:sz w:val="36"/>
+          <w:szCs w:val="28"/>
+        </w:rPr>
+        <w:t xml:space="preserve"> ПРОМПТ ПЕРЕБЕЙТЕ ПОД СВОИ АКТУАЛЬНЫЕ ДАННЫЕ</w:t>
+      </w:r>
+    </w:p>
+    <w:p>
+      <w:r>
+        <w:t>Его можно дополнять менять и вообще делайте что хотите со всем этим, ваше дело</w:t>
+      </w:r>
+    </w:p>
+    <w:p>
+      <w:r>
+        <w:t>Третий – ваше резюме. Оттуда подтянутся ваши стеки опыты и умения.</w:t>
+      </w:r>
+    </w:p>
+    <w:p>
+      <w:r>
+        <w:lastRenderedPageBreak/>
+        <w:t xml:space="preserve">В тексте сообщения </w:t>
+      </w:r>
+      <w:proofErr w:type="spellStart"/>
+      <w:r>
+        <w:t>нейронке</w:t>
+      </w:r>
+      <w:proofErr w:type="spellEnd"/>
+      <w:r>
+        <w:t xml:space="preserve"> попросите ответить на вопросы В ФАЙЛЕ </w:t>
+      </w:r>
+      <w:proofErr w:type="spellStart"/>
+      <w:r>
+        <w:rPr>
+          <w:lang w:val="en-US"/>
+        </w:rPr>
+        <w:t>json</w:t>
+      </w:r>
+      <w:proofErr w:type="spellEnd"/>
+      <w:r>
+        <w:t xml:space="preserve">. </w:t>
+      </w:r>
+    </w:p>
+    <w:p/>
+    <w:p>
+      <w:r>
+        <w:rPr>
+          <w:b/>
+          <w:bCs/>
+          <w:lang w:val="en-US"/>
+        </w:rPr>
+        <w:t>III</w:t>
+      </w:r>
+      <w:r>
+        <w:rPr>
+          <w:b/>
+          <w:bCs/>
+        </w:rPr>
         <w:t xml:space="preserve"> </w:t>
       </w:r>
-      <w:r>
-        <w:t>СКРИПТ</w:t>
-      </w:r>
-      <w:r>
+      <w:proofErr w:type="spellStart"/>
+      <w:r>
+        <w:rPr>
+          <w:b/>
+          <w:bCs/>
+        </w:rPr>
+        <w:t>Автоотклики</w:t>
+      </w:r>
+      <w:proofErr w:type="spellEnd"/>
+      <w:r>
+        <w:rPr>
+          <w:b/>
+          <w:bCs/>
+        </w:rPr>
         <w:t xml:space="preserve"> </w:t>
       </w:r>
       <w:proofErr w:type="spellStart"/>
@@ -2720,134 +2588,67 @@
         <w:rPr>
           <w:b/>
           <w:bCs/>
-          <w:color w:val="FFFFFF" w:themeColor="background1"/>
-          <w:shd w:val="clear" w:color="auto" w:fill="FF0000"/>
+        </w:rPr>
+        <w:t>аутлайнов</w:t>
+      </w:r>
+      <w:proofErr w:type="spellEnd"/>
+      <w:r>
+        <w:rPr>
+          <w:b/>
+          <w:bCs/>
+        </w:rPr>
+        <w:br/>
+      </w:r>
+      <w:r>
+        <w:rPr>
+          <w:b/>
+          <w:bCs/>
+        </w:rPr>
+        <w:br/>
+      </w:r>
+      <w:r>
+        <w:t xml:space="preserve">Долгое время я обрабатывал </w:t>
+      </w:r>
+      <w:proofErr w:type="spellStart"/>
+      <w:r>
+        <w:t>аутлайны</w:t>
+      </w:r>
+      <w:proofErr w:type="spellEnd"/>
+      <w:r>
+        <w:t xml:space="preserve"> руками. Там были ссылки, они</w:t>
+      </w:r>
+      <w:r>
+        <w:t>,</w:t>
+      </w:r>
+      <w:r>
+        <w:t xml:space="preserve"> кстати</w:t>
+      </w:r>
+      <w:r>
+        <w:t>,</w:t>
+      </w:r>
+      <w:r>
+        <w:t xml:space="preserve"> до сих пор есть в скрипте </w:t>
+      </w:r>
+      <w:proofErr w:type="spellStart"/>
+      <w:r>
+        <w:rPr>
           <w:lang w:val="en-US"/>
         </w:rPr>
-        <w:t>hh</w:t>
-      </w:r>
-      <w:proofErr w:type="spellEnd"/>
-      <w:r>
-        <w:rPr>
-          <w:b/>
-          <w:bCs/>
-          <w:color w:val="FFFFFF" w:themeColor="background1"/>
-          <w:shd w:val="clear" w:color="auto" w:fill="FF0000"/>
-        </w:rPr>
-        <w:t>-</w:t>
-      </w:r>
-      <w:r>
-        <w:rPr>
-          <w:b/>
-          <w:bCs/>
-          <w:color w:val="FFFFFF" w:themeColor="background1"/>
-          <w:shd w:val="clear" w:color="auto" w:fill="FF0000"/>
-          <w:lang w:val="en-US"/>
-        </w:rPr>
-        <w:t>autoresponder</w:t>
-      </w:r>
-      <w:r>
-        <w:rPr>
-          <w:b/>
-          <w:bCs/>
-          <w:color w:val="FFFFFF" w:themeColor="background1"/>
-          <w:shd w:val="clear" w:color="auto" w:fill="FF0000"/>
-        </w:rPr>
-        <w:br/>
-      </w:r>
-      <w:r>
-        <w:rPr>
-          <w:b/>
-          <w:bCs/>
-          <w:color w:val="FFFFFF" w:themeColor="background1"/>
-          <w:shd w:val="clear" w:color="auto" w:fill="FF0000"/>
-        </w:rPr>
-        <w:br/>
-      </w:r>
-      <w:r>
-        <w:rPr>
-          <w:b/>
-          <w:bCs/>
-        </w:rPr>
-        <w:t>ВЫКЛЮЧАЕМ</w:t>
-      </w:r>
-      <w:r>
-        <w:rPr>
-          <w:b/>
-          <w:bCs/>
-        </w:rPr>
-        <w:t xml:space="preserve"> </w:t>
-      </w:r>
-      <w:proofErr w:type="spellStart"/>
-      <w:r>
-        <w:rPr>
-          <w:b/>
-          <w:bCs/>
-          <w:lang w:val="en-US"/>
-        </w:rPr>
         <w:t>autoapply</w:t>
       </w:r>
       <w:proofErr w:type="spellEnd"/>
       <w:r>
-        <w:rPr>
-          <w:b/>
-          <w:bCs/>
-        </w:rPr>
-        <w:t xml:space="preserve"> </w:t>
-      </w:r>
-      <w:r>
-        <w:rPr>
-          <w:b/>
-          <w:bCs/>
-        </w:rPr>
-        <w:t>и</w:t>
-      </w:r>
-      <w:r>
-        <w:rPr>
-          <w:b/>
-          <w:bCs/>
-        </w:rPr>
-        <w:t xml:space="preserve"> </w:t>
-      </w:r>
-      <w:r>
-        <w:rPr>
-          <w:b/>
-          <w:bCs/>
-        </w:rPr>
-        <w:t xml:space="preserve">включаем </w:t>
-      </w:r>
-      <w:proofErr w:type="spellStart"/>
-      <w:r>
-        <w:rPr>
-          <w:b/>
-          <w:bCs/>
-        </w:rPr>
-        <w:t>респондер</w:t>
-      </w:r>
-      <w:proofErr w:type="spellEnd"/>
-      <w:r>
-        <w:rPr>
-          <w:b/>
-          <w:bCs/>
-        </w:rPr>
-        <w:t>.</w:t>
-      </w:r>
-      <w:r>
-        <w:rPr>
-          <w:b/>
-          <w:bCs/>
-        </w:rPr>
-        <w:br/>
+        <w:t xml:space="preserve"> в кнопке </w:t>
       </w:r>
       <w:r>
         <w:rPr>
           <w:noProof/>
         </w:rPr>
         <w:drawing>
-          <wp:inline distT="0" distB="0" distL="0" distR="0" wp14:anchorId="516C78CC" wp14:editId="49631508">
-            <wp:extent cx="3581400" cy="2095500"/>
-            <wp:effectExtent l="0" t="0" r="0" b="0"/>
-            <wp:docPr id="20" name="Рисунок 20"/>
+          <wp:inline distT="0" distB="0" distL="0" distR="0" wp14:anchorId="73021BA6" wp14:editId="32EBB055">
+            <wp:extent cx="666750" cy="276225"/>
+            <wp:effectExtent l="0" t="0" r="0" b="9525"/>
+            <wp:docPr id="19" name="Рисунок 19"/>
             <wp:cNvGraphicFramePr>
               <a:graphicFrameLocks xmlns:a="http://schemas.openxmlformats.org/drawingml/2006/main" noChangeAspect="1"/>
             </wp:cNvGraphicFramePr>
@@ -2867,7 +2668,7 @@
                   <pic:spPr>
                     <a:xfrm>
                       <a:off x="0" y="0"/>
-                      <a:ext cx="3581400" cy="2095500"/>
+                      <a:ext cx="666750" cy="276225"/>
                     </a:xfrm>
                     <a:prstGeom prst="rect">
                       <a:avLst/>
@@ -2879,6 +2680,9 @@
           </wp:inline>
         </w:drawing>
       </w:r>
+      <w:r>
+        <w:t>. Но в войне машин против машин нужно учиться и адаптироваться.</w:t>
+      </w:r>
     </w:p>
     <w:p>
       <w:pPr>
@@ -2888,41 +2692,72 @@
         </w:rPr>
       </w:pPr>
       <w:r>
-        <w:rPr>
-          <w:b/>
-          <w:bCs/>
-        </w:rPr>
-        <w:t>Обновляем страницу.</w:t>
-      </w:r>
-    </w:p>
-    <w:p>
-      <w:pPr>
-        <w:rPr>
-          <w:b/>
-          <w:bCs/>
-        </w:rPr>
-      </w:pPr>
-      <w:r>
-        <w:t xml:space="preserve">В скрипте </w:t>
-      </w:r>
-      <w:proofErr w:type="spellStart"/>
-      <w:r>
-        <w:t>респондера</w:t>
-      </w:r>
-      <w:proofErr w:type="spellEnd"/>
-      <w:r>
-        <w:t xml:space="preserve"> все просто: грузим </w:t>
-      </w:r>
-      <w:proofErr w:type="spellStart"/>
-      <w:r>
-        <w:rPr>
+        <w:t>Вашему вниманию представляю ВТОРЙО</w:t>
+      </w:r>
+      <w:r>
+        <w:t xml:space="preserve"> </w:t>
+      </w:r>
+      <w:r>
+        <w:t>СКРИПТ</w:t>
+      </w:r>
+      <w:r>
+        <w:t xml:space="preserve"> </w:t>
+      </w:r>
+      <w:proofErr w:type="spellStart"/>
+      <w:r>
+        <w:rPr>
+          <w:b/>
+          <w:bCs/>
+          <w:color w:val="FFFFFF" w:themeColor="background1"/>
+          <w:shd w:val="clear" w:color="auto" w:fill="FF0000"/>
           <w:lang w:val="en-US"/>
         </w:rPr>
-        <w:t>json</w:t>
-      </w:r>
-      <w:proofErr w:type="spellEnd"/>
-      <w:r>
-        <w:t xml:space="preserve"> файл с ОТВЕТАМИ, и нажимаем</w:t>
+        <w:t>hh</w:t>
+      </w:r>
+      <w:proofErr w:type="spellEnd"/>
+      <w:r>
+        <w:rPr>
+          <w:b/>
+          <w:bCs/>
+          <w:color w:val="FFFFFF" w:themeColor="background1"/>
+          <w:shd w:val="clear" w:color="auto" w:fill="FF0000"/>
+        </w:rPr>
+        <w:t>-</w:t>
+      </w:r>
+      <w:r>
+        <w:rPr>
+          <w:b/>
+          <w:bCs/>
+          <w:color w:val="FFFFFF" w:themeColor="background1"/>
+          <w:shd w:val="clear" w:color="auto" w:fill="FF0000"/>
+          <w:lang w:val="en-US"/>
+        </w:rPr>
+        <w:t>autoresponder</w:t>
+      </w:r>
+      <w:r>
+        <w:rPr>
+          <w:b/>
+          <w:bCs/>
+          <w:color w:val="FFFFFF" w:themeColor="background1"/>
+          <w:shd w:val="clear" w:color="auto" w:fill="FF0000"/>
+        </w:rPr>
+        <w:br/>
+      </w:r>
+      <w:r>
+        <w:rPr>
+          <w:b/>
+          <w:bCs/>
+          <w:color w:val="FFFFFF" w:themeColor="background1"/>
+          <w:shd w:val="clear" w:color="auto" w:fill="FF0000"/>
+        </w:rPr>
+        <w:br/>
+      </w:r>
+      <w:r>
+        <w:rPr>
+          <w:b/>
+          <w:bCs/>
+        </w:rPr>
+        <w:t>ВЫКЛЮЧАЕМ</w:t>
       </w:r>
       <w:r>
         <w:rPr>
@@ -2931,15 +2766,76 @@
         </w:rPr>
         <w:t xml:space="preserve"> </w:t>
       </w:r>
+      <w:proofErr w:type="spellStart"/>
+      <w:r>
+        <w:rPr>
+          <w:b/>
+          <w:bCs/>
+          <w:lang w:val="en-US"/>
+        </w:rPr>
+        <w:t>autoapply</w:t>
+      </w:r>
+      <w:proofErr w:type="spellEnd"/>
+      <w:r>
+        <w:rPr>
+          <w:b/>
+          <w:bCs/>
+        </w:rPr>
+        <w:t xml:space="preserve"> </w:t>
+      </w:r>
+      <w:r>
+        <w:rPr>
+          <w:b/>
+          <w:bCs/>
+        </w:rPr>
+        <w:t>и</w:t>
+      </w:r>
+      <w:r>
+        <w:rPr>
+          <w:b/>
+          <w:bCs/>
+        </w:rPr>
+        <w:t xml:space="preserve"> </w:t>
+      </w:r>
+      <w:r>
+        <w:rPr>
+          <w:b/>
+          <w:bCs/>
+        </w:rPr>
+        <w:t xml:space="preserve">включаем </w:t>
+      </w:r>
+      <w:proofErr w:type="spellStart"/>
+      <w:r>
+        <w:rPr>
+          <w:b/>
+          <w:bCs/>
+        </w:rPr>
+        <w:t>респондер</w:t>
+      </w:r>
+      <w:proofErr w:type="spellEnd"/>
+      <w:r>
+        <w:rPr>
+          <w:b/>
+          <w:bCs/>
+        </w:rPr>
+        <w:t>.</w:t>
+      </w:r>
+      <w:r>
+        <w:rPr>
+          <w:b/>
+          <w:bCs/>
+        </w:rPr>
+        <w:br/>
+      </w:r>
       <w:r>
         <w:rPr>
           <w:noProof/>
         </w:rPr>
         <w:drawing>
-          <wp:inline distT="0" distB="0" distL="0" distR="0" wp14:anchorId="0AB7AC01" wp14:editId="434E5BAF">
-            <wp:extent cx="466725" cy="266700"/>
-            <wp:effectExtent l="0" t="0" r="9525" b="0"/>
-            <wp:docPr id="23" name="Рисунок 23"/>
+          <wp:inline distT="0" distB="0" distL="0" distR="0" wp14:anchorId="516C78CC" wp14:editId="49631508">
+            <wp:extent cx="3581400" cy="2095500"/>
+            <wp:effectExtent l="0" t="0" r="0" b="0"/>
+            <wp:docPr id="20" name="Рисунок 20"/>
             <wp:cNvGraphicFramePr>
               <a:graphicFrameLocks xmlns:a="http://schemas.openxmlformats.org/drawingml/2006/main" noChangeAspect="1"/>
             </wp:cNvGraphicFramePr>
@@ -2959,7 +2855,7 @@
                   <pic:spPr>
                     <a:xfrm>
                       <a:off x="0" y="0"/>
-                      <a:ext cx="466725" cy="266700"/>
+                      <a:ext cx="3581400" cy="2095500"/>
                     </a:xfrm>
                     <a:prstGeom prst="rect">
                       <a:avLst/>
@@ -2981,13 +2877,57 @@
       </w:pPr>
       <w:r>
         <w:rPr>
+          <w:b/>
+          <w:bCs/>
+        </w:rPr>
+        <w:t>Обновляем страницу.</w:t>
+      </w:r>
+    </w:p>
+    <w:p>
+      <w:pPr>
+        <w:rPr>
+          <w:b/>
+          <w:bCs/>
+        </w:rPr>
+      </w:pPr>
+      <w:r>
+        <w:t xml:space="preserve">В скрипте </w:t>
+      </w:r>
+      <w:proofErr w:type="spellStart"/>
+      <w:r>
+        <w:t>респондера</w:t>
+      </w:r>
+      <w:proofErr w:type="spellEnd"/>
+      <w:r>
+        <w:t xml:space="preserve"> все просто: грузим </w:t>
+      </w:r>
+      <w:proofErr w:type="spellStart"/>
+      <w:r>
+        <w:rPr>
+          <w:lang w:val="en-US"/>
+        </w:rPr>
+        <w:t>json</w:t>
+      </w:r>
+      <w:proofErr w:type="spellEnd"/>
+      <w:r>
+        <w:t xml:space="preserve"> файл с ОТВЕТАМИ, и нажимаем</w:t>
+      </w:r>
+      <w:r>
+        <w:rPr>
+          <w:b/>
+          <w:bCs/>
+        </w:rPr>
+        <w:t xml:space="preserve"> </w:t>
+      </w:r>
+      <w:r>
+        <w:rPr>
           <w:noProof/>
         </w:rPr>
         <w:drawing>
-          <wp:inline distT="0" distB="0" distL="0" distR="0" wp14:anchorId="6879A320" wp14:editId="1D74042E">
-            <wp:extent cx="3571875" cy="2314575"/>
-            <wp:effectExtent l="0" t="0" r="9525" b="9525"/>
-            <wp:docPr id="21" name="Рисунок 21"/>
+          <wp:inline distT="0" distB="0" distL="0" distR="0" wp14:anchorId="0AB7AC01" wp14:editId="434E5BAF">
+            <wp:extent cx="466725" cy="266700"/>
+            <wp:effectExtent l="0" t="0" r="9525" b="0"/>
+            <wp:docPr id="23" name="Рисунок 23"/>
             <wp:cNvGraphicFramePr>
               <a:graphicFrameLocks xmlns:a="http://schemas.openxmlformats.org/drawingml/2006/main" noChangeAspect="1"/>
             </wp:cNvGraphicFramePr>
@@ -3007,66 +2947,6 @@
                   <pic:spPr>
                     <a:xfrm>
                       <a:off x="0" y="0"/>
-                      <a:ext cx="3571875" cy="2314575"/>
-                    </a:xfrm>
-                    <a:prstGeom prst="rect">
-                      <a:avLst/>
-                    </a:prstGeom>
-                  </pic:spPr>
-                </pic:pic>
-              </a:graphicData>
-            </a:graphic>
-          </wp:inline>
-        </w:drawing>
-      </w:r>
-    </w:p>
-    <w:p>
-      <w:pPr>
-        <w:rPr>
-          <w:b/>
-          <w:bCs/>
-        </w:rPr>
-      </w:pPr>
-    </w:p>
-    <w:p>
-      <w:r>
-        <w:rPr>
-          <w:b/>
-          <w:bCs/>
-        </w:rPr>
-        <w:t>Схема та же:</w:t>
-      </w:r>
-      <w:r>
-        <w:t xml:space="preserve"> хотя бы 10 вакансий кликаем </w:t>
-      </w:r>
-      <w:r>
-        <w:rPr>
-          <w:noProof/>
-        </w:rPr>
-        <w:drawing>
-          <wp:inline distT="0" distB="0" distL="0" distR="0" wp14:anchorId="1737593B" wp14:editId="4166DC76">
-            <wp:extent cx="466725" cy="266700"/>
-            <wp:effectExtent l="0" t="0" r="9525" b="0"/>
-            <wp:docPr id="24" name="Рисунок 24"/>
-            <wp:cNvGraphicFramePr>
-              <a:graphicFrameLocks xmlns:a="http://schemas.openxmlformats.org/drawingml/2006/main" noChangeAspect="1"/>
-            </wp:cNvGraphicFramePr>
-            <a:graphic xmlns:a="http://schemas.openxmlformats.org/drawingml/2006/main">
-              <a:graphicData uri="http://schemas.openxmlformats.org/drawingml/2006/picture">
-                <pic:pic xmlns:pic="http://schemas.openxmlformats.org/drawingml/2006/picture">
-                  <pic:nvPicPr>
-                    <pic:cNvPr id="1" name=""/>
-                    <pic:cNvPicPr/>
-                  </pic:nvPicPr>
-                  <pic:blipFill>
-                    <a:blip r:embed="rId23"/>
-                    <a:stretch>
-                      <a:fillRect/>
-                    </a:stretch>
-                  </pic:blipFill>
-                  <pic:spPr>
-                    <a:xfrm>
-                      <a:off x="0" y="0"/>
                       <a:ext cx="466725" cy="266700"/>
                     </a:xfrm>
                     <a:prstGeom prst="rect">
@@ -3079,161 +2959,23 @@
           </wp:inline>
         </w:drawing>
       </w:r>
-      <w:r>
-        <w:t>, смотря какие ответы он проставляет. Если что</w:t>
-      </w:r>
-      <w:r>
-        <w:t xml:space="preserve">- </w:t>
-      </w:r>
-      <w:r>
-        <w:t>то не так</w:t>
-      </w:r>
-      <w:r>
-        <w:t xml:space="preserve">, то мы </w:t>
-      </w:r>
-      <w:r>
-        <w:t xml:space="preserve">меняем </w:t>
-      </w:r>
-      <w:proofErr w:type="spellStart"/>
-      <w:r>
-        <w:t>промпт</w:t>
-      </w:r>
-      <w:proofErr w:type="spellEnd"/>
-      <w:r>
-        <w:t xml:space="preserve">. </w:t>
-      </w:r>
-      <w:r>
-        <w:t xml:space="preserve">Перезаполняем ответы и пробуем еще раз. Данный скрипт. Просто переходит по </w:t>
-      </w:r>
-      <w:proofErr w:type="spellStart"/>
-      <w:r>
-        <w:rPr>
-          <w:lang w:val="en-US"/>
-        </w:rPr>
-        <w:t>url</w:t>
-      </w:r>
-      <w:proofErr w:type="spellEnd"/>
-      <w:r>
-        <w:t xml:space="preserve"> </w:t>
-      </w:r>
-      <w:r>
-        <w:t>вакансий и сопоставляет вопросы, подставляя нужные ответы.</w:t>
-      </w:r>
     </w:p>
     <w:p>
-      <w:r>
-        <w:t xml:space="preserve">Далее, как ответили на пару тройку </w:t>
-      </w:r>
-      <w:proofErr w:type="spellStart"/>
-      <w:r>
-        <w:t>капч</w:t>
-      </w:r>
-      <w:proofErr w:type="spellEnd"/>
-      <w:r>
-        <w:t xml:space="preserve"> – можно включить авторежим и пойти попить чай второй раз.</w:t>
-      </w:r>
-    </w:p>
-    <w:p/>
-    <w:p>
-      <w:pPr>
-        <w:pStyle w:val="1"/>
-        <w:ind w:left="360"/>
-      </w:pPr>
-      <w:r>
-        <w:rPr>
-          <w:lang w:val="en-US"/>
-        </w:rPr>
-        <w:lastRenderedPageBreak/>
-        <w:t>4.</w:t>
-      </w:r>
-      <w:r>
-        <w:t xml:space="preserve"> Выносим мусор в сообщениях</w:t>
-      </w:r>
-    </w:p>
-    <w:p>
-      <w:r>
-        <w:t xml:space="preserve">После всех проделанных махинаций у вас будет около 200 сообщений в день. Большая часть из них – мусор и отказы. </w:t>
-      </w:r>
-    </w:p>
-    <w:p>
-      <w:r>
-        <w:t xml:space="preserve">Для работы с ними есть третий модуль нашей системы: </w:t>
-      </w:r>
-      <w:proofErr w:type="spellStart"/>
-      <w:r>
-        <w:t>автотказы</w:t>
-      </w:r>
-      <w:proofErr w:type="spellEnd"/>
-      <w:r>
-        <w:t>.</w:t>
-      </w:r>
-    </w:p>
-    <w:p>
-      <w:pPr>
-        <w:pStyle w:val="a7"/>
-        <w:numPr>
-          <w:ilvl w:val="0"/>
-          <w:numId w:val="11"/>
-        </w:numPr>
-      </w:pPr>
-      <w:r>
-        <w:t xml:space="preserve">Запускаем скрипт </w:t>
-      </w:r>
-      <w:proofErr w:type="spellStart"/>
-      <w:r>
-        <w:t>hh-autoapply</w:t>
-      </w:r>
-      <w:proofErr w:type="spellEnd"/>
-      <w:r>
-        <w:t xml:space="preserve"> выключив </w:t>
-      </w:r>
-      <w:proofErr w:type="spellStart"/>
-      <w:r>
-        <w:t>респондер</w:t>
-      </w:r>
-      <w:proofErr w:type="spellEnd"/>
-      <w:r>
-        <w:t>.</w:t>
-      </w:r>
-    </w:p>
-    <w:p>
-      <w:pPr>
-        <w:pStyle w:val="a7"/>
-        <w:numPr>
-          <w:ilvl w:val="0"/>
-          <w:numId w:val="11"/>
-        </w:numPr>
-      </w:pPr>
-      <w:r>
-        <w:t>Переходим в личные сообщения. Раскрываем их на полный экран</w:t>
-      </w:r>
-      <w:r>
-        <w:rPr>
-          <w:lang w:val="en-US"/>
-        </w:rPr>
-        <w:br/>
-      </w:r>
-    </w:p>
-    <w:p>
-      <w:pPr>
-        <w:pStyle w:val="a7"/>
-        <w:numPr>
-          <w:ilvl w:val="0"/>
-          <w:numId w:val="11"/>
-        </w:numPr>
-      </w:pPr>
-      <w:r>
-        <w:t xml:space="preserve">Проматываем скрипт вниз и нажимаем </w:t>
-      </w:r>
+      <w:pPr>
+        <w:rPr>
+          <w:b/>
+          <w:bCs/>
+        </w:rPr>
+      </w:pPr>
       <w:r>
         <w:rPr>
           <w:noProof/>
         </w:rPr>
         <w:drawing>
-          <wp:inline distT="0" distB="0" distL="0" distR="0" wp14:anchorId="35B542F5" wp14:editId="05D692DD">
-            <wp:extent cx="857250" cy="276225"/>
-            <wp:effectExtent l="0" t="0" r="0" b="9525"/>
-            <wp:docPr id="25" name="Рисунок 25"/>
+          <wp:inline distT="0" distB="0" distL="0" distR="0" wp14:anchorId="6879A320" wp14:editId="1D74042E">
+            <wp:extent cx="3571875" cy="2314575"/>
+            <wp:effectExtent l="0" t="0" r="9525" b="9525"/>
+            <wp:docPr id="21" name="Рисунок 21"/>
             <wp:cNvGraphicFramePr>
               <a:graphicFrameLocks xmlns:a="http://schemas.openxmlformats.org/drawingml/2006/main" noChangeAspect="1"/>
             </wp:cNvGraphicFramePr>
@@ -3253,7 +2995,7 @@
                   <pic:spPr>
                     <a:xfrm>
                       <a:off x="0" y="0"/>
-                      <a:ext cx="857250" cy="276225"/>
+                      <a:ext cx="3571875" cy="2314575"/>
                     </a:xfrm>
                     <a:prstGeom prst="rect">
                       <a:avLst/>
@@ -3265,21 +3007,267 @@
           </wp:inline>
         </w:drawing>
       </w:r>
+    </w:p>
+    <w:p>
+      <w:pPr>
+        <w:rPr>
+          <w:b/>
+          <w:bCs/>
+        </w:rPr>
+      </w:pPr>
+    </w:p>
+    <w:p>
+      <w:r>
+        <w:rPr>
+          <w:b/>
+          <w:bCs/>
+        </w:rPr>
+        <w:t>Схема та же:</w:t>
+      </w:r>
+      <w:r>
+        <w:t xml:space="preserve"> хотя бы 10 вакансий кликаем </w:t>
+      </w:r>
+      <w:r>
+        <w:rPr>
+          <w:noProof/>
+        </w:rPr>
+        <w:drawing>
+          <wp:inline distT="0" distB="0" distL="0" distR="0" wp14:anchorId="1737593B" wp14:editId="4166DC76">
+            <wp:extent cx="466725" cy="266700"/>
+            <wp:effectExtent l="0" t="0" r="9525" b="0"/>
+            <wp:docPr id="24" name="Рисунок 24"/>
+            <wp:cNvGraphicFramePr>
+              <a:graphicFrameLocks xmlns:a="http://schemas.openxmlformats.org/drawingml/2006/main" noChangeAspect="1"/>
+            </wp:cNvGraphicFramePr>
+            <a:graphic xmlns:a="http://schemas.openxmlformats.org/drawingml/2006/main">
+              <a:graphicData uri="http://schemas.openxmlformats.org/drawingml/2006/picture">
+                <pic:pic xmlns:pic="http://schemas.openxmlformats.org/drawingml/2006/picture">
+                  <pic:nvPicPr>
+                    <pic:cNvPr id="1" name=""/>
+                    <pic:cNvPicPr/>
+                  </pic:nvPicPr>
+                  <pic:blipFill>
+                    <a:blip r:embed="rId24"/>
+                    <a:stretch>
+                      <a:fillRect/>
+                    </a:stretch>
+                  </pic:blipFill>
+                  <pic:spPr>
+                    <a:xfrm>
+                      <a:off x="0" y="0"/>
+                      <a:ext cx="466725" cy="266700"/>
+                    </a:xfrm>
+                    <a:prstGeom prst="rect">
+                      <a:avLst/>
+                    </a:prstGeom>
+                  </pic:spPr>
+                </pic:pic>
+              </a:graphicData>
+            </a:graphic>
+          </wp:inline>
+        </w:drawing>
+      </w:r>
+      <w:r>
+        <w:t>, смотря какие ответы он проставляет. Если что</w:t>
+      </w:r>
+      <w:r>
+        <w:t xml:space="preserve">- </w:t>
+      </w:r>
+      <w:r>
+        <w:t>то не так</w:t>
+      </w:r>
+      <w:r>
+        <w:t xml:space="preserve">, то мы </w:t>
+      </w:r>
+      <w:r>
+        <w:t xml:space="preserve">меняем </w:t>
+      </w:r>
+      <w:proofErr w:type="spellStart"/>
+      <w:r>
+        <w:t>промпт</w:t>
+      </w:r>
+      <w:proofErr w:type="spellEnd"/>
+      <w:r>
+        <w:t xml:space="preserve">. </w:t>
+      </w:r>
+      <w:r>
+        <w:t xml:space="preserve">Перезаполняем ответы и пробуем еще раз. Данный скрипт. Просто переходит по </w:t>
+      </w:r>
+      <w:proofErr w:type="spellStart"/>
       <w:r>
         <w:rPr>
           <w:lang w:val="en-US"/>
         </w:rPr>
-        <w:br/>
+        <w:t>url</w:t>
+      </w:r>
+      <w:proofErr w:type="spellEnd"/>
+      <w:r>
+        <w:t xml:space="preserve"> </w:t>
+      </w:r>
+      <w:r>
+        <w:t>вакансий и сопоставляет вопросы, подставляя нужные ответы.</w:t>
+      </w:r>
+      <w:r>
+        <w:br/>
+        <w:t xml:space="preserve">Галочка </w:t>
       </w:r>
       <w:r>
         <w:rPr>
           <w:noProof/>
         </w:rPr>
         <w:drawing>
-          <wp:inline distT="0" distB="0" distL="0" distR="0" wp14:anchorId="4148F3E2" wp14:editId="26C10DC7">
-            <wp:extent cx="4067175" cy="4552950"/>
+          <wp:inline distT="0" distB="0" distL="0" distR="0" wp14:anchorId="1208DBC6" wp14:editId="78E40721">
+            <wp:extent cx="1933575" cy="171450"/>
             <wp:effectExtent l="0" t="0" r="9525" b="0"/>
-            <wp:docPr id="28" name="Рисунок 28"/>
+            <wp:docPr id="22" name="Рисунок 22"/>
+            <wp:cNvGraphicFramePr>
+              <a:graphicFrameLocks xmlns:a="http://schemas.openxmlformats.org/drawingml/2006/main" noChangeAspect="1"/>
+            </wp:cNvGraphicFramePr>
+            <a:graphic xmlns:a="http://schemas.openxmlformats.org/drawingml/2006/main">
+              <a:graphicData uri="http://schemas.openxmlformats.org/drawingml/2006/picture">
+                <pic:pic xmlns:pic="http://schemas.openxmlformats.org/drawingml/2006/picture">
+                  <pic:nvPicPr>
+                    <pic:cNvPr id="1" name=""/>
+                    <pic:cNvPicPr/>
+                  </pic:nvPicPr>
+                  <pic:blipFill>
+                    <a:blip r:embed="rId20"/>
+                    <a:stretch>
+                      <a:fillRect/>
+                    </a:stretch>
+                  </pic:blipFill>
+                  <pic:spPr>
+                    <a:xfrm>
+                      <a:off x="0" y="0"/>
+                      <a:ext cx="1933575" cy="171450"/>
+                    </a:xfrm>
+                    <a:prstGeom prst="rect">
+                      <a:avLst/>
+                    </a:prstGeom>
+                  </pic:spPr>
+                </pic:pic>
+              </a:graphicData>
+            </a:graphic>
+          </wp:inline>
+        </w:drawing>
+      </w:r>
+      <w:r>
+        <w:t xml:space="preserve"> и рекомендация ее не нажимать – так же присутствует.</w:t>
+      </w:r>
+    </w:p>
+    <w:p>
+      <w:r>
+        <w:t xml:space="preserve">Далее, как ответили на пару тройку </w:t>
+      </w:r>
+      <w:proofErr w:type="spellStart"/>
+      <w:r>
+        <w:t>капч</w:t>
+      </w:r>
+      <w:proofErr w:type="spellEnd"/>
+      <w:r>
+        <w:t xml:space="preserve"> – можно включить авторежим и пойти попить чай второй раз.</w:t>
+      </w:r>
+    </w:p>
+    <w:p/>
+    <w:p>
+      <w:pPr>
+        <w:pStyle w:val="1"/>
+        <w:ind w:left="360"/>
+      </w:pPr>
+      <w:r>
+        <w:t>4.</w:t>
+      </w:r>
+      <w:r>
+        <w:t xml:space="preserve"> Выносим мусор в сообщениях</w:t>
+      </w:r>
+    </w:p>
+    <w:p>
+      <w:r>
+        <w:t xml:space="preserve">После всех проделанных махинаций у вас будет около 200 сообщений в день. Большая часть из них – мусор и отказы. </w:t>
+      </w:r>
+    </w:p>
+    <w:p>
+      <w:r>
+        <w:t xml:space="preserve">Для работы с ними есть третий модуль нашей системы: </w:t>
+      </w:r>
+      <w:proofErr w:type="spellStart"/>
+      <w:r>
+        <w:t>авто</w:t>
+      </w:r>
+      <w:r>
+        <w:t>о</w:t>
+      </w:r>
+      <w:r>
+        <w:t>тказы</w:t>
+      </w:r>
+      <w:proofErr w:type="spellEnd"/>
+      <w:r>
+        <w:t>.</w:t>
+      </w:r>
+    </w:p>
+    <w:p>
+      <w:pPr>
+        <w:pStyle w:val="a7"/>
+        <w:numPr>
+          <w:ilvl w:val="0"/>
+          <w:numId w:val="11"/>
+        </w:numPr>
+      </w:pPr>
+      <w:r>
+        <w:t xml:space="preserve">Запускаем скрипт </w:t>
+      </w:r>
+      <w:proofErr w:type="spellStart"/>
+      <w:r>
+        <w:t>hh-autoapply</w:t>
+      </w:r>
+      <w:proofErr w:type="spellEnd"/>
+      <w:r>
+        <w:t xml:space="preserve"> выключив </w:t>
+      </w:r>
+      <w:proofErr w:type="spellStart"/>
+      <w:r>
+        <w:t>респондер</w:t>
+      </w:r>
+      <w:proofErr w:type="spellEnd"/>
+      <w:r>
+        <w:t>.</w:t>
+      </w:r>
+    </w:p>
+    <w:p>
+      <w:pPr>
+        <w:pStyle w:val="a7"/>
+        <w:numPr>
+          <w:ilvl w:val="0"/>
+          <w:numId w:val="11"/>
+        </w:numPr>
+      </w:pPr>
+      <w:r>
+        <w:t>Переходим в личные сообщения. Раскрываем их на полный экран</w:t>
+      </w:r>
+      <w:r>
+        <w:br/>
+      </w:r>
+    </w:p>
+    <w:p>
+      <w:pPr>
+        <w:pStyle w:val="a7"/>
+        <w:numPr>
+          <w:ilvl w:val="0"/>
+          <w:numId w:val="11"/>
+        </w:numPr>
+      </w:pPr>
+      <w:r>
+        <w:t xml:space="preserve">Проматываем скрипт вниз и нажимаем </w:t>
+      </w:r>
+      <w:r>
+        <w:rPr>
+          <w:noProof/>
+        </w:rPr>
+        <w:drawing>
+          <wp:inline distT="0" distB="0" distL="0" distR="0" wp14:anchorId="35B542F5" wp14:editId="05D692DD">
+            <wp:extent cx="857250" cy="276225"/>
+            <wp:effectExtent l="0" t="0" r="0" b="9525"/>
+            <wp:docPr id="25" name="Рисунок 25"/>
             <wp:cNvGraphicFramePr>
               <a:graphicFrameLocks xmlns:a="http://schemas.openxmlformats.org/drawingml/2006/main" noChangeAspect="1"/>
             </wp:cNvGraphicFramePr>
@@ -3299,6 +3287,49 @@
                   <pic:spPr>
                     <a:xfrm>
                       <a:off x="0" y="0"/>
+                      <a:ext cx="857250" cy="276225"/>
+                    </a:xfrm>
+                    <a:prstGeom prst="rect">
+                      <a:avLst/>
+                    </a:prstGeom>
+                  </pic:spPr>
+                </pic:pic>
+              </a:graphicData>
+            </a:graphic>
+          </wp:inline>
+        </w:drawing>
+      </w:r>
+      <w:r>
+        <w:br/>
+      </w:r>
+      <w:r>
+        <w:rPr>
+          <w:noProof/>
+        </w:rPr>
+        <w:drawing>
+          <wp:inline distT="0" distB="0" distL="0" distR="0" wp14:anchorId="4148F3E2" wp14:editId="26C10DC7">
+            <wp:extent cx="4067175" cy="4552950"/>
+            <wp:effectExtent l="0" t="0" r="9525" b="0"/>
+            <wp:docPr id="28" name="Рисунок 28"/>
+            <wp:cNvGraphicFramePr>
+              <a:graphicFrameLocks xmlns:a="http://schemas.openxmlformats.org/drawingml/2006/main" noChangeAspect="1"/>
+            </wp:cNvGraphicFramePr>
+            <a:graphic xmlns:a="http://schemas.openxmlformats.org/drawingml/2006/main">
+              <a:graphicData uri="http://schemas.openxmlformats.org/drawingml/2006/picture">
+                <pic:pic xmlns:pic="http://schemas.openxmlformats.org/drawingml/2006/picture">
+                  <pic:nvPicPr>
+                    <pic:cNvPr id="1" name=""/>
+                    <pic:cNvPicPr/>
+                  </pic:nvPicPr>
+                  <pic:blipFill>
+                    <a:blip r:embed="rId27"/>
+                    <a:stretch>
+                      <a:fillRect/>
+                    </a:stretch>
+                  </pic:blipFill>
+                  <pic:spPr>
+                    <a:xfrm>
+                      <a:off x="0" y="0"/>
                       <a:ext cx="4067175" cy="4552950"/>
                     </a:xfrm>
                     <a:prstGeom prst="rect">
@@ -3362,7 +3393,7 @@
                     <pic:cNvPicPr/>
                   </pic:nvPicPr>
                   <pic:blipFill>
-                    <a:blip r:embed="rId25"/>
+                    <a:blip r:embed="rId26"/>
                     <a:stretch>
                       <a:fillRect/>
                     </a:stretch>
